--- a/DBTUNING/ch29_메모리할당구조/ch29_실습문제_추가서술형_정답.docx
+++ b/DBTUNING/ch29_메모리할당구조/ch29_실습문제_추가서술형_정답.docx
@@ -13,7 +13,7 @@
           <w:color w:val="365F91"/>
           <w:sz w:val="28"/>
         </w:rPr>
-        <w:t>제16장  데이터베이스 메모리 할당 구조 — 추가 실습문제 정답(모범답안 및 채점포인트)</w:t>
+        <w:t>제ch29  데이터베이스 메모리 할당 구조 — 추가 실습문제 정답(모범답안 및 채점포인트)</w:t>
       </w:r>
     </w:p>
     <w:p>
@@ -401,7 +401,7 @@
           <w:b w:val="0"/>
           <w:sz w:val="21"/>
         </w:rPr>
-        <w:t>어드바이저가 SGA를 3008MB로 늘려도 DB Time이 1635로 그대로임을 보여 주므로 증설은 이득이 없다(요구 기각). 곡선이 평평하다는 것은 'SGA 크기로는' 개선되지 않는다는 뜻이지 튜닝할 것이 없다는 뜻이 아니다. 다음 단계: 진짜 병목을 13~15장의 진단으로 찾는다. V$SQL로 비효율 SQL·하드 파싱을, V$PGASTAT로 PGA 부족(디스크 정렬)을, V$SYSTEM_EVENT로 I/O 병목을 확인한다. 메모리는 어드바이저 근거가 설 때만 조정한다.</w:t>
+        <w:t>어드바이저가 SGA를 3008MB로 늘려도 DB Time이 1635로 그대로임을 보여 주므로 증설은 이득이 없다(요구 기각). 곡선이 평평하다는 것은 'SGA 크기로는' 개선되지 않는다는 뜻이지 튜닝할 것이 없다는 뜻이 아니다. 다음 단계: 진짜 병목을 ch26~ch30의 진단으로 찾는다. V$SQL로 비효율 SQL·하드 파싱을, V$PGASTAT로 PGA 부족(디스크 정렬)을, V$SYSTEM_EVENT로 I/O 병목을 확인한다. 메모리는 어드바이저 근거가 설 때만 조정한다.</w:t>
       </w:r>
     </w:p>
     <w:p>
@@ -855,7 +855,7 @@
           <w:b w:val="0"/>
           <w:sz w:val="21"/>
         </w:rPr>
-        <w:t>증상: 오후 배치 시간대에만 조회 응답 지연. 확인 경로: ① V$PARAMETER로 관리 방식 판별(실측 ASMM). ② V$SGA_RESIZE_OPS를 그 시간대로 필터해 어느 풀이 압력을 받는지. ③ V$SGA_TARGET_ADVICE로 SGA 증설이 이득 있는지. ④ 대량 정렬 의심이면 V$PGASTAT(PGA), 리터럴 폭증 의심이면 V$SQLAREA·ORA-04031(공유 풀). 판정 기준: 어드바이저가 평평하면 SGA 문제 아님 → PGA/공유 풀/SQL로 방향 전환. 조치: 원인 영역에 맞춰 PGA 상향(19장)·바인드 변수화·SQL 튜닝. 재확인: 다음 배치 구간에 지연·부족 오류가 줄었는지 델타로 확인.</w:t>
+        <w:t>증상: 오후 배치 시간대에만 조회 응답 지연. 확인 경로: ① V$PARAMETER로 관리 방식 판별(실측 ASMM). ② V$SGA_RESIZE_OPS를 그 시간대로 필터해 어느 풀이 압력을 받는지. ③ V$SGA_TARGET_ADVICE로 SGA 증설이 이득 있는지. ④ 대량 정렬 의심이면 V$PGASTAT(PGA), 리터럴 폭증 의심이면 V$SQLAREA·ORA-04031(공유 풀). 판정 기준: 어드바이저가 평평하면 SGA 문제 아님 → PGA/공유 풀/SQL로 방향 전환. 조치: 원인 영역에 맞춰 PGA 상향(ch33)·바인드 변수화·SQL 튜닝. 재확인: 다음 배치 구간에 지연·부족 오류가 줄었는지 델타로 확인.</w:t>
       </w:r>
     </w:p>
     <w:p>

--- a/DBTUNING/ch29_메모리할당구조/ch29_실습문제_추가서술형_정답.docx
+++ b/DBTUNING/ch29_메모리할당구조/ch29_실습문제_추가서술형_정답.docx
@@ -13,7 +13,7 @@
           <w:color w:val="365F91"/>
           <w:sz w:val="28"/>
         </w:rPr>
-        <w:t>제ch29  데이터베이스 메모리 할당 구조 — 추가 실습문제 정답(모범답안 및 채점포인트)</w:t>
+        <w:t>ch29  데이터베이스 메모리 할당 구조 — 추가 실습문제 정답(모범답안 및 채점포인트)</w:t>
       </w:r>
     </w:p>
     <w:p>
